--- a/IA2_Submission.docx
+++ b/IA2_Submission.docx
@@ -54,7 +54,7 @@
           <w:sz w:val="24"/>
           <w:sz-cs w:val="24"/>
         </w:rPr>
-        <w:t xml:space="preserve">Website URL: https://&lt;your-username&gt;.github.io/ia2-job-website/ (update after deployment)</w:t>
+        <w:t xml:space="preserve">Website URL: https://jialin-gu.github.io/cds524-ia2-3352533/</w:t>
       </w:r>
     </w:p>
     <w:p>
